--- a/House Notes (Internal)/HN_ Kysar Cabin.docx
+++ b/House Notes (Internal)/HN_ Kysar Cabin.docx
@@ -558,44 +558,6 @@
           <w:szCs w:val="24"/>
           <w:rtl w:val="0"/>
         </w:rPr>
-        <w:t xml:space="preserve">123wgscholz</w:t>
-      </w:r>
-    </w:p>
-    <w:p>
-      <w:pPr>
-        <w:spacing w:after="240" w:before="240" w:lineRule="auto"/>
-        <w:rPr>
-          <w:rFonts w:ascii="Roboto" w:cs="Roboto" w:eastAsia="Roboto" w:hAnsi="Roboto"/>
-          <w:sz w:val="24"/>
-          <w:szCs w:val="24"/>
-        </w:rPr>
-      </w:pPr>
-      <w:r>
-        <w:rPr>
-          <w:rFonts w:ascii="Roboto" w:cs="Roboto" w:eastAsia="Roboto" w:hAnsi="Roboto"/>
-          <w:sz w:val="24"/>
-          <w:szCs w:val="24"/>
-          <w:rtl w:val="0"/>
-        </w:rPr>
-        <w:t xml:space="preserve">Password123</w:t>
-      </w:r>
-    </w:p>
-    <w:p>
-      <w:pPr>
-        <w:spacing w:after="240" w:before="240" w:lineRule="auto"/>
-        <w:rPr>
-          <w:rFonts w:ascii="Roboto" w:cs="Roboto" w:eastAsia="Roboto" w:hAnsi="Roboto"/>
-          <w:sz w:val="24"/>
-          <w:szCs w:val="24"/>
-        </w:rPr>
-      </w:pPr>
-      <w:r>
-        <w:rPr>
-          <w:rFonts w:ascii="Roboto" w:cs="Roboto" w:eastAsia="Roboto" w:hAnsi="Roboto"/>
-          <w:sz w:val="24"/>
-          <w:szCs w:val="24"/>
-          <w:rtl w:val="0"/>
-        </w:rPr>
         <w:t xml:space="preserve">SAN: DSS36933328</w:t>
       </w:r>
     </w:p>
@@ -629,12 +591,8 @@
       </w:pPr>
       <w:r>
         <w:rPr>
-          <w:rFonts w:ascii="Roboto" w:cs="Roboto" w:eastAsia="Roboto" w:hAnsi="Roboto"/>
-          <w:sz w:val="24"/>
-          <w:szCs w:val="24"/>
-          <w:rtl w:val="0"/>
-        </w:rPr>
-        <w:t xml:space="preserve">pause46nation</w:t>
+          <w:rtl w:val="0"/>
+        </w:rPr>
       </w:r>
     </w:p>
     <w:p>
@@ -1575,11 +1533,47 @@
           <w:numId w:val="14"/>
         </w:numPr>
         <w:shd w:fill="ffffff" w:val="clear"/>
+        <w:spacing w:after="0" w:afterAutospacing="0" w:before="0" w:beforeAutospacing="0" w:lineRule="auto"/>
+        <w:ind w:left="720" w:hanging="360"/>
+        <w:rPr>
+          <w:rFonts w:ascii="Roboto" w:cs="Roboto" w:eastAsia="Roboto" w:hAnsi="Roboto"/>
+          <w:b w:val="1"/>
+          <w:sz w:val="24"/>
+          <w:szCs w:val="24"/>
+          <w:u w:val="none"/>
+        </w:rPr>
+      </w:pPr>
+      <w:r>
+        <w:rPr>
+          <w:rFonts w:ascii="Roboto" w:cs="Roboto" w:eastAsia="Roboto" w:hAnsi="Roboto"/>
+          <w:b w:val="1"/>
+          <w:sz w:val="24"/>
+          <w:szCs w:val="24"/>
+          <w:rtl w:val="0"/>
+        </w:rPr>
+        <w:t xml:space="preserve">Water: </w:t>
+      </w:r>
+      <w:r>
+        <w:rPr>
+          <w:rFonts w:ascii="Roboto" w:cs="Roboto" w:eastAsia="Roboto" w:hAnsi="Roboto"/>
+          <w:sz w:val="24"/>
+          <w:szCs w:val="24"/>
+          <w:rtl w:val="0"/>
+        </w:rPr>
+        <w:t xml:space="preserve"> There is a red lever near the washer and dryer on the bottom level to turn on the water.</w:t>
+      </w:r>
+    </w:p>
+    <w:p>
+      <w:pPr>
+        <w:numPr>
+          <w:ilvl w:val="0"/>
+          <w:numId w:val="14"/>
+        </w:numPr>
+        <w:shd w:fill="ffffff" w:val="clear"/>
         <w:spacing w:after="240" w:before="0" w:beforeAutospacing="0" w:lineRule="auto"/>
         <w:ind w:left="720" w:hanging="360"/>
         <w:rPr>
           <w:rFonts w:ascii="Roboto" w:cs="Roboto" w:eastAsia="Roboto" w:hAnsi="Roboto"/>
-          <w:b w:val="1"/>
           <w:sz w:val="24"/>
           <w:szCs w:val="24"/>
           <w:u w:val="none"/>
@@ -1593,16 +1587,16 @@
           <w:szCs w:val="24"/>
           <w:rtl w:val="0"/>
         </w:rPr>
-        <w:t xml:space="preserve">Water: </w:t>
-      </w:r>
-      <w:r>
-        <w:rPr>
-          <w:rFonts w:ascii="Roboto" w:cs="Roboto" w:eastAsia="Roboto" w:hAnsi="Roboto"/>
-          <w:sz w:val="24"/>
-          <w:szCs w:val="24"/>
-          <w:rtl w:val="0"/>
-        </w:rPr>
-        <w:t xml:space="preserve"> There is a red lever near the washer and dryer on the bottom level to turn on the water.</w:t>
+        <w:t xml:space="preserve">Extra Sheets:</w:t>
+      </w:r>
+      <w:r>
+        <w:rPr>
+          <w:rFonts w:ascii="Roboto" w:cs="Roboto" w:eastAsia="Roboto" w:hAnsi="Roboto"/>
+          <w:sz w:val="24"/>
+          <w:szCs w:val="24"/>
+          <w:rtl w:val="0"/>
+        </w:rPr>
+        <w:t xml:space="preserve"> - for futon are downstairs in the chest at the foot of the bed.  </w:t>
       </w:r>
     </w:p>
     <w:p>
@@ -5538,7 +5532,7 @@
     <w:name w:val="normal"/>
   </w:style>
   <w:style w:type="table" w:styleId="TableNormal" w:default="1">
-    <w:name w:val="Table Normal"/>
+    <w:name w:val="TableNormal"/>
   </w:style>
   <w:style w:type="paragraph" w:styleId="Heading1">
     <w:name w:val="heading 1"/>
